--- a/doc/CV - Tron Natthakorn.docx
+++ b/doc/CV - Tron Natthakorn.docx
@@ -24,16 +24,16 @@
         <mc:AlternateContent>
           <mc:Choice Requires="wps">
             <w:drawing>
-              <wp:anchor distT="0" distB="0" distL="114300" distR="114300" simplePos="0" relativeHeight="251659264" behindDoc="0" locked="0" layoutInCell="1" allowOverlap="1" wp14:anchorId="4794C1CF" wp14:editId="7473D3D9">
+              <wp:anchor distT="0" distB="0" distL="114300" distR="114300" simplePos="0" relativeHeight="251659264" behindDoc="0" locked="0" layoutInCell="1" allowOverlap="1" wp14:anchorId="4794C1CF" wp14:editId="19A29001">
                 <wp:simplePos x="0" y="0"/>
                 <wp:positionH relativeFrom="column">
-                  <wp:posOffset>4655820</wp:posOffset>
+                  <wp:posOffset>4899660</wp:posOffset>
                 </wp:positionH>
                 <wp:positionV relativeFrom="paragraph">
-                  <wp:posOffset>60960</wp:posOffset>
+                  <wp:posOffset>-472440</wp:posOffset>
                 </wp:positionV>
-                <wp:extent cx="1295400" cy="1485900"/>
-                <wp:effectExtent l="0" t="0" r="19050" b="19050"/>
+                <wp:extent cx="1287780" cy="1485900"/>
+                <wp:effectExtent l="0" t="0" r="26670" b="19050"/>
                 <wp:wrapNone/>
                 <wp:docPr id="2" name="Text Box 2"/>
                 <wp:cNvGraphicFramePr/>
@@ -44,7 +44,7 @@
                       <wps:spPr>
                         <a:xfrm>
                           <a:off x="0" y="0"/>
-                          <a:ext cx="1295400" cy="1485900"/>
+                          <a:ext cx="1287780" cy="1485900"/>
                         </a:xfrm>
                         <a:prstGeom prst="rect">
                           <a:avLst/>
@@ -134,7 +134,7 @@
                 <v:stroke joinstyle="miter"/>
                 <v:path gradientshapeok="t" o:connecttype="rect"/>
               </v:shapetype>
-              <v:shape id="Text Box 2" o:spid="_x0000_s1026" type="#_x0000_t202" style="position:absolute;margin-left:366.6pt;margin-top:4.8pt;width:102pt;height:117pt;z-index:251659264;visibility:visible;mso-wrap-style:square;mso-width-percent:0;mso-height-percent:0;mso-wrap-distance-left:9pt;mso-wrap-distance-top:0;mso-wrap-distance-right:9pt;mso-wrap-distance-bottom:0;mso-position-horizontal:absolute;mso-position-horizontal-relative:text;mso-position-vertical:absolute;mso-position-vertical-relative:text;mso-width-percent:0;mso-height-percent:0;mso-width-relative:margin;mso-height-relative:margin;v-text-anchor:top" o:gfxdata="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" fillcolor="white [3201]" strokeweight=".5pt">
+              <v:shape id="Text Box 2" o:spid="_x0000_s1026" type="#_x0000_t202" style="position:absolute;margin-left:385.8pt;margin-top:-37.2pt;width:101.4pt;height:117pt;z-index:251659264;visibility:visible;mso-wrap-style:square;mso-width-percent:0;mso-height-percent:0;mso-wrap-distance-left:9pt;mso-wrap-distance-top:0;mso-wrap-distance-right:9pt;mso-wrap-distance-bottom:0;mso-position-horizontal:absolute;mso-position-horizontal-relative:text;mso-position-vertical:absolute;mso-position-vertical-relative:text;mso-width-percent:0;mso-height-percent:0;mso-width-relative:margin;mso-height-relative:margin;v-text-anchor:top" o:gfxdata="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" fillcolor="white [3201]" strokeweight=".5pt">
                 <v:textbox>
                   <w:txbxContent>
                     <w:p>
@@ -237,16 +237,26 @@
           <w:sz w:val="32"/>
           <w:szCs w:val="32"/>
         </w:rPr>
-        <w:t xml:space="preserve"> Natthakorn</w:t>
-      </w:r>
-      <w:r>
-        <w:rPr>
-          <w:rFonts w:ascii="Cordia New" w:hAnsi="Cordia New" w:cs="Cordia New"/>
-          <w:sz w:val="32"/>
-          <w:szCs w:val="32"/>
-        </w:rPr>
         <w:t xml:space="preserve"> </w:t>
       </w:r>
+      <w:proofErr w:type="spellStart"/>
+      <w:r>
+        <w:rPr>
+          <w:rFonts w:ascii="Cordia New" w:hAnsi="Cordia New" w:cs="Cordia New"/>
+          <w:sz w:val="32"/>
+          <w:szCs w:val="32"/>
+        </w:rPr>
+        <w:t>Natthakorn</w:t>
+      </w:r>
+      <w:proofErr w:type="spellEnd"/>
+      <w:r>
+        <w:rPr>
+          <w:rFonts w:ascii="Cordia New" w:hAnsi="Cordia New" w:cs="Cordia New"/>
+          <w:sz w:val="32"/>
+          <w:szCs w:val="32"/>
+        </w:rPr>
+        <w:t xml:space="preserve"> </w:t>
+      </w:r>
       <w:r>
         <w:rPr>
           <w:rFonts w:ascii="Cordia New" w:hAnsi="Cordia New" w:cs="Cordia New"/>
@@ -281,8 +291,18 @@
           <w:sz w:val="32"/>
           <w:szCs w:val="32"/>
         </w:rPr>
-        <w:t xml:space="preserve"> Nakhaseno</w:t>
-      </w:r>
+        <w:t xml:space="preserve"> </w:t>
+      </w:r>
+      <w:proofErr w:type="spellStart"/>
+      <w:r>
+        <w:rPr>
+          <w:rFonts w:ascii="Cordia New" w:hAnsi="Cordia New" w:cs="Cordia New"/>
+          <w:sz w:val="32"/>
+          <w:szCs w:val="32"/>
+        </w:rPr>
+        <w:t>Nakhaseno</w:t>
+      </w:r>
+      <w:proofErr w:type="spellEnd"/>
       <w:r>
         <w:rPr>
           <w:rFonts w:ascii="Cordia New" w:hAnsi="Cordia New" w:cs="Cordia New"/>
@@ -429,7 +449,7 @@
             <w:sz w:val="32"/>
             <w:szCs w:val="32"/>
           </w:rPr>
-          <w:t>tron.natthakorn@mail.com</w:t>
+          <w:t>tron.natthakorn@engineer.com</w:t>
         </w:r>
       </w:hyperlink>
       <w:r>
@@ -543,7 +563,7 @@
             <w:sz w:val="32"/>
             <w:szCs w:val="32"/>
           </w:rPr>
-          <w:t>https://github.com/TronNattakorn</w:t>
+          <w:t>https://github.com/TronNatthakorn</w:t>
         </w:r>
       </w:hyperlink>
       <w:r>
@@ -653,7 +673,17 @@
           <w:sz w:val="36"/>
           <w:szCs w:val="36"/>
         </w:rPr>
-        <w:t>History Work &amp; Life</w:t>
+        <w:t>History Work</w:t>
+      </w:r>
+      <w:r>
+        <w:rPr>
+          <w:rFonts w:ascii="Cordia New" w:hAnsi="Cordia New" w:cs="Cordia New"/>
+          <w:b/>
+          <w:bCs/>
+          <w:sz w:val="36"/>
+          <w:szCs w:val="36"/>
+        </w:rPr>
+        <w:t xml:space="preserve"> &amp; Life</w:t>
       </w:r>
     </w:p>
     <w:p>
@@ -715,23 +745,47 @@
           <w:sz w:val="32"/>
           <w:szCs w:val="32"/>
         </w:rPr>
-        <w:t>L</w:t>
-      </w:r>
-      <w:r>
-        <w:rPr>
-          <w:rFonts w:ascii="Cordia New" w:hAnsi="Cordia New" w:cs="Cordia New"/>
-          <w:sz w:val="32"/>
-          <w:szCs w:val="32"/>
-        </w:rPr>
-        <w:t>earning about cryptocurrency and bitcoin</w:t>
-      </w:r>
-      <w:r>
-        <w:rPr>
-          <w:rFonts w:ascii="Cordia New" w:hAnsi="Cordia New" w:cs="Cordia New"/>
-          <w:sz w:val="32"/>
-          <w:szCs w:val="32"/>
-        </w:rPr>
-        <w:t>. / S</w:t>
+        <w:t>Renovate home. / Stay with family.</w:t>
+      </w:r>
+      <w:r>
+        <w:rPr>
+          <w:rFonts w:ascii="Cordia New" w:hAnsi="Cordia New" w:cs="Cordia New"/>
+          <w:sz w:val="32"/>
+          <w:szCs w:val="32"/>
+        </w:rPr>
+        <w:t xml:space="preserve"> / Read programming book.</w:t>
+      </w:r>
+      <w:r>
+        <w:rPr>
+          <w:rFonts w:ascii="Cordia New" w:hAnsi="Cordia New" w:cs="Cordia New"/>
+          <w:sz w:val="32"/>
+          <w:szCs w:val="32"/>
+        </w:rPr>
+        <w:t xml:space="preserve"> </w:t>
+      </w:r>
+      <w:r>
+        <w:rPr>
+          <w:rFonts w:ascii="Cordia New" w:hAnsi="Cordia New" w:cs="Cordia New"/>
+          <w:sz w:val="32"/>
+          <w:szCs w:val="32"/>
+        </w:rPr>
+        <w:t>/</w:t>
+      </w:r>
+      <w:r>
+        <w:rPr>
+          <w:rFonts w:ascii="Cordia New" w:hAnsi="Cordia New" w:cs="Cordia New"/>
+          <w:sz w:val="32"/>
+          <w:szCs w:val="32"/>
+        </w:rPr>
+        <w:t xml:space="preserve"> Relax myself. /</w:t>
+      </w:r>
+      <w:r>
+        <w:rPr>
+          <w:rFonts w:ascii="Cordia New" w:hAnsi="Cordia New" w:cs="Cordia New"/>
+          <w:sz w:val="32"/>
+          <w:szCs w:val="32"/>
+        </w:rPr>
+        <w:t xml:space="preserve"> S</w:t>
       </w:r>
       <w:r>
         <w:rPr>
@@ -1167,7 +1221,7 @@
           <w:sz w:val="32"/>
           <w:szCs w:val="32"/>
         </w:rPr>
-        <w:t xml:space="preserve"> Play with dog. / Make merit. / Trade crypto.</w:t>
+        <w:t xml:space="preserve"> Play with dog. / Make merit.</w:t>
       </w:r>
     </w:p>
     <w:p>

--- a/doc/CV - Tron Natthakorn.docx
+++ b/doc/CV - Tron Natthakorn.docx
@@ -237,26 +237,16 @@
           <w:sz w:val="32"/>
           <w:szCs w:val="32"/>
         </w:rPr>
+        <w:t xml:space="preserve"> Natthakorn</w:t>
+      </w:r>
+      <w:r>
+        <w:rPr>
+          <w:rFonts w:ascii="Cordia New" w:hAnsi="Cordia New" w:cs="Cordia New"/>
+          <w:sz w:val="32"/>
+          <w:szCs w:val="32"/>
+        </w:rPr>
         <w:t xml:space="preserve"> </w:t>
       </w:r>
-      <w:proofErr w:type="spellStart"/>
-      <w:r>
-        <w:rPr>
-          <w:rFonts w:ascii="Cordia New" w:hAnsi="Cordia New" w:cs="Cordia New"/>
-          <w:sz w:val="32"/>
-          <w:szCs w:val="32"/>
-        </w:rPr>
-        <w:t>Natthakorn</w:t>
-      </w:r>
-      <w:proofErr w:type="spellEnd"/>
-      <w:r>
-        <w:rPr>
-          <w:rFonts w:ascii="Cordia New" w:hAnsi="Cordia New" w:cs="Cordia New"/>
-          <w:sz w:val="32"/>
-          <w:szCs w:val="32"/>
-        </w:rPr>
-        <w:t xml:space="preserve"> </w:t>
-      </w:r>
       <w:r>
         <w:rPr>
           <w:rFonts w:ascii="Cordia New" w:hAnsi="Cordia New" w:cs="Cordia New"/>
@@ -291,18 +281,8 @@
           <w:sz w:val="32"/>
           <w:szCs w:val="32"/>
         </w:rPr>
-        <w:t xml:space="preserve"> </w:t>
-      </w:r>
-      <w:proofErr w:type="spellStart"/>
-      <w:r>
-        <w:rPr>
-          <w:rFonts w:ascii="Cordia New" w:hAnsi="Cordia New" w:cs="Cordia New"/>
-          <w:sz w:val="32"/>
-          <w:szCs w:val="32"/>
-        </w:rPr>
-        <w:t>Nakhaseno</w:t>
-      </w:r>
-      <w:proofErr w:type="spellEnd"/>
+        <w:t xml:space="preserve"> Nakhaseno</w:t>
+      </w:r>
       <w:r>
         <w:rPr>
           <w:rFonts w:ascii="Cordia New" w:hAnsi="Cordia New" w:cs="Cordia New"/>
@@ -753,7 +733,7 @@
           <w:sz w:val="32"/>
           <w:szCs w:val="32"/>
         </w:rPr>
-        <w:t xml:space="preserve"> / Read programming book.</w:t>
+        <w:t xml:space="preserve"> / Read book.</w:t>
       </w:r>
       <w:r>
         <w:rPr>
@@ -793,7 +773,23 @@
           <w:sz w:val="32"/>
           <w:szCs w:val="32"/>
         </w:rPr>
-        <w:t xml:space="preserve">upport old </w:t>
+        <w:t xml:space="preserve">upport </w:t>
+      </w:r>
+      <w:r>
+        <w:rPr>
+          <w:rFonts w:ascii="Cordia New" w:hAnsi="Cordia New" w:cs="Cordia New"/>
+          <w:sz w:val="32"/>
+          <w:szCs w:val="32"/>
+        </w:rPr>
+        <w:t>last</w:t>
+      </w:r>
+      <w:r>
+        <w:rPr>
+          <w:rFonts w:ascii="Cordia New" w:hAnsi="Cordia New" w:cs="Cordia New"/>
+          <w:sz w:val="32"/>
+          <w:szCs w:val="32"/>
+        </w:rPr>
+        <w:t xml:space="preserve"> </w:t>
       </w:r>
       <w:r>
         <w:rPr>
@@ -822,6 +818,8 @@
       <w:r>
         <w:rPr>
           <w:rFonts w:ascii="Cordia New" w:hAnsi="Cordia New" w:cs="Cordia New"/>
+          <w:b/>
+          <w:bCs/>
           <w:sz w:val="32"/>
           <w:szCs w:val="32"/>
         </w:rPr>
@@ -830,6 +828,8 @@
       <w:r>
         <w:rPr>
           <w:rFonts w:ascii="Cordia New" w:hAnsi="Cordia New" w:cs="Cordia New"/>
+          <w:b/>
+          <w:bCs/>
           <w:sz w:val="32"/>
           <w:szCs w:val="32"/>
         </w:rPr>
@@ -838,6 +838,8 @@
       <w:r>
         <w:rPr>
           <w:rFonts w:ascii="Cordia New" w:hAnsi="Cordia New" w:cs="Cordia New"/>
+          <w:b/>
+          <w:bCs/>
           <w:sz w:val="32"/>
           <w:szCs w:val="32"/>
         </w:rPr>
